--- a/Template/Procurement/8. ประกาศผู้ชนะ.docx
+++ b/Template/Procurement/8. ประกาศผู้ชนะ.docx
@@ -1163,16 +1163,16 @@
                           <mc:AlternateContent>
                             <mc:Choice Requires="wps">
                               <w:drawing>
-                                <wp:anchor distT="45720" distB="45720" distL="114300" distR="114300" simplePos="0" relativeHeight="251659264" behindDoc="0" locked="0" layoutInCell="1" allowOverlap="1" wp14:anchorId="71CBA324" wp14:editId="6145D5B1">
+                                <wp:anchor distT="45720" distB="45720" distL="114300" distR="114300" simplePos="0" relativeHeight="251659264" behindDoc="0" locked="0" layoutInCell="1" allowOverlap="1" wp14:anchorId="71CBA324" wp14:editId="187B0950">
                                   <wp:simplePos x="0" y="0"/>
                                   <wp:positionH relativeFrom="margin">
-                                    <wp:posOffset>318770</wp:posOffset>
+                                    <wp:posOffset>323850</wp:posOffset>
                                   </wp:positionH>
                                   <wp:positionV relativeFrom="paragraph">
-                                    <wp:posOffset>208280</wp:posOffset>
+                                    <wp:posOffset>204470</wp:posOffset>
                                   </wp:positionV>
-                                  <wp:extent cx="3151505" cy="552450"/>
-                                  <wp:effectExtent l="0" t="0" r="0" b="0"/>
+                                  <wp:extent cx="3151505" cy="885825"/>
+                                  <wp:effectExtent l="0" t="0" r="0" b="9525"/>
                                   <wp:wrapSquare wrapText="bothSides"/>
                                   <wp:docPr id="141729066" name="Text Box 1"/>
                                   <wp:cNvGraphicFramePr>
@@ -1187,7 +1187,7 @@
                                         <wps:spPr bwMode="auto">
                                           <a:xfrm>
                                             <a:off x="0" y="0"/>
-                                            <a:ext cx="3151505" cy="552450"/>
+                                            <a:ext cx="3151505" cy="885825"/>
                                           </a:xfrm>
                                           <a:prstGeom prst="rect">
                                             <a:avLst/>
@@ -1239,8 +1239,20 @@
                                                   <w:szCs w:val="32"/>
                                                   <w:cs/>
                                                 </w:rPr>
-                                                <w:t>คำนำหน้าผอ</w:t>
+                                                <w:t>คำนำหน้า</w:t>
                                               </w:r>
+                                              <w:proofErr w:type="spellStart"/>
+                                              <w:r>
+                                                <w:rPr>
+                                                  <w:rFonts w:ascii="TH SarabunIT๙" w:hAnsi="TH SarabunIT๙" w:cs="TH SarabunIT๙" w:hint="cs"/>
+                                                  <w:spacing w:val="-10"/>
+                                                  <w:sz w:val="32"/>
+                                                  <w:szCs w:val="32"/>
+                                                  <w:cs/>
+                                                </w:rPr>
+                                                <w:t>ผอ</w:t>
+                                              </w:r>
+                                              <w:proofErr w:type="spellEnd"/>
                                               <w:r>
                                                 <w:rPr>
                                                   <w:rFonts w:ascii="TH SarabunIT๙" w:hAnsi="TH SarabunIT๙" w:cs="TH SarabunIT๙"/>
@@ -1258,8 +1270,20 @@
                                                   <w:szCs w:val="32"/>
                                                   <w:cs/>
                                                 </w:rPr>
-                                                <w:t>ชื่อผอ</w:t>
+                                                <w:t>ชื่อ</w:t>
                                               </w:r>
+                                              <w:proofErr w:type="spellStart"/>
+                                              <w:r>
+                                                <w:rPr>
+                                                  <w:rFonts w:ascii="TH SarabunIT๙" w:hAnsi="TH SarabunIT๙" w:cs="TH SarabunIT๙" w:hint="cs"/>
+                                                  <w:spacing w:val="-10"/>
+                                                  <w:sz w:val="32"/>
+                                                  <w:szCs w:val="32"/>
+                                                  <w:cs/>
+                                                </w:rPr>
+                                                <w:t>ผอ</w:t>
+                                              </w:r>
+                                              <w:proofErr w:type="spellEnd"/>
                                               <w:r>
                                                 <w:rPr>
                                                   <w:rFonts w:ascii="TH SarabunIT๙" w:hAnsi="TH SarabunIT๙" w:cs="TH SarabunIT๙"/>
@@ -1296,8 +1320,20 @@
                                                   <w:szCs w:val="32"/>
                                                   <w:cs/>
                                                 </w:rPr>
-                                                <w:t>นามสกุลผอ</w:t>
+                                                <w:t>นามสกุล</w:t>
                                               </w:r>
+                                              <w:proofErr w:type="spellStart"/>
+                                              <w:r>
+                                                <w:rPr>
+                                                  <w:rFonts w:ascii="TH SarabunIT๙" w:hAnsi="TH SarabunIT๙" w:cs="TH SarabunIT๙" w:hint="cs"/>
+                                                  <w:spacing w:val="-10"/>
+                                                  <w:sz w:val="32"/>
+                                                  <w:szCs w:val="32"/>
+                                                  <w:cs/>
+                                                </w:rPr>
+                                                <w:t>ผอ</w:t>
+                                              </w:r>
+                                              <w:proofErr w:type="spellEnd"/>
                                               <w:r>
                                                 <w:rPr>
                                                   <w:rFonts w:ascii="TH SarabunIT๙" w:hAnsi="TH SarabunIT๙" w:cs="TH SarabunIT๙"/>
@@ -1393,7 +1429,7 @@
                                   <v:stroke joinstyle="miter"/>
                                   <v:path gradientshapeok="t" o:connecttype="rect"/>
                                 </v:shapetype>
-                                <v:shape id="Text Box 1" o:spid="_x0000_s1026" type="#_x0000_t202" style="position:absolute;left:0;text-align:left;margin-left:25.1pt;margin-top:16.4pt;width:248.15pt;height:43.5pt;z-index:251659264;visibility:visible;mso-wrap-style:square;mso-width-percent:0;mso-height-percent:0;mso-wrap-distance-left:9pt;mso-wrap-distance-top:3.6pt;mso-wrap-distance-right:9pt;mso-wrap-distance-bottom:3.6pt;mso-position-horizontal:absolute;mso-position-horizontal-relative:margin;mso-position-vertical:absolute;mso-position-vertical-relative:text;mso-width-percent:0;mso-height-percent:0;mso-width-relative:margin;mso-height-relative:margin;v-text-anchor:top" o:gfxdata="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" stroked="f">
+                                <v:shape id="Text Box 1" o:spid="_x0000_s1026" type="#_x0000_t202" style="position:absolute;left:0;text-align:left;margin-left:25.5pt;margin-top:16.1pt;width:248.15pt;height:69.75pt;z-index:251659264;visibility:visible;mso-wrap-style:square;mso-width-percent:0;mso-height-percent:0;mso-wrap-distance-left:9pt;mso-wrap-distance-top:3.6pt;mso-wrap-distance-right:9pt;mso-wrap-distance-bottom:3.6pt;mso-position-horizontal:absolute;mso-position-horizontal-relative:margin;mso-position-vertical:absolute;mso-position-vertical-relative:text;mso-width-percent:0;mso-height-percent:0;mso-width-relative:margin;mso-height-relative:margin;v-text-anchor:top" o:gfxdata="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" stroked="f">
                                   <v:textbox>
                                     <w:txbxContent>
                                       <w:p>
@@ -1434,8 +1470,20 @@
                                             <w:szCs w:val="32"/>
                                             <w:cs/>
                                           </w:rPr>
-                                          <w:t>คำนำหน้าผอ</w:t>
+                                          <w:t>คำนำหน้า</w:t>
                                         </w:r>
+                                        <w:proofErr w:type="spellStart"/>
+                                        <w:r>
+                                          <w:rPr>
+                                            <w:rFonts w:ascii="TH SarabunIT๙" w:hAnsi="TH SarabunIT๙" w:cs="TH SarabunIT๙" w:hint="cs"/>
+                                            <w:spacing w:val="-10"/>
+                                            <w:sz w:val="32"/>
+                                            <w:szCs w:val="32"/>
+                                            <w:cs/>
+                                          </w:rPr>
+                                          <w:t>ผอ</w:t>
+                                        </w:r>
+                                        <w:proofErr w:type="spellEnd"/>
                                         <w:r>
                                           <w:rPr>
                                             <w:rFonts w:ascii="TH SarabunIT๙" w:hAnsi="TH SarabunIT๙" w:cs="TH SarabunIT๙"/>
@@ -1453,8 +1501,20 @@
                                             <w:szCs w:val="32"/>
                                             <w:cs/>
                                           </w:rPr>
-                                          <w:t>ชื่อผอ</w:t>
+                                          <w:t>ชื่อ</w:t>
                                         </w:r>
+                                        <w:proofErr w:type="spellStart"/>
+                                        <w:r>
+                                          <w:rPr>
+                                            <w:rFonts w:ascii="TH SarabunIT๙" w:hAnsi="TH SarabunIT๙" w:cs="TH SarabunIT๙" w:hint="cs"/>
+                                            <w:spacing w:val="-10"/>
+                                            <w:sz w:val="32"/>
+                                            <w:szCs w:val="32"/>
+                                            <w:cs/>
+                                          </w:rPr>
+                                          <w:t>ผอ</w:t>
+                                        </w:r>
+                                        <w:proofErr w:type="spellEnd"/>
                                         <w:r>
                                           <w:rPr>
                                             <w:rFonts w:ascii="TH SarabunIT๙" w:hAnsi="TH SarabunIT๙" w:cs="TH SarabunIT๙"/>
@@ -1491,8 +1551,20 @@
                                             <w:szCs w:val="32"/>
                                             <w:cs/>
                                           </w:rPr>
-                                          <w:t>นามสกุลผอ</w:t>
+                                          <w:t>นามสกุล</w:t>
                                         </w:r>
+                                        <w:proofErr w:type="spellStart"/>
+                                        <w:r>
+                                          <w:rPr>
+                                            <w:rFonts w:ascii="TH SarabunIT๙" w:hAnsi="TH SarabunIT๙" w:cs="TH SarabunIT๙" w:hint="cs"/>
+                                            <w:spacing w:val="-10"/>
+                                            <w:sz w:val="32"/>
+                                            <w:szCs w:val="32"/>
+                                            <w:cs/>
+                                          </w:rPr>
+                                          <w:t>ผอ</w:t>
+                                        </w:r>
+                                        <w:proofErr w:type="spellEnd"/>
                                         <w:r>
                                           <w:rPr>
                                             <w:rFonts w:ascii="TH SarabunIT๙" w:hAnsi="TH SarabunIT๙" w:cs="TH SarabunIT๙"/>
